--- a/doc/OpenForum.docx
+++ b/doc/OpenForum.docx
@@ -1,6 +1,6 @@
 
 <file path=word/document.xml><?xml version="1.0" encoding="utf-8"?>
-<w:document xmlns:wpc="http://schemas.microsoft.com/office/word/2010/wordprocessingCanvas" xmlns:cx="http://schemas.microsoft.com/office/drawing/2014/chartex" xmlns:cx1="http://schemas.microsoft.com/office/drawing/2015/9/8/chartex" xmlns:cx2="http://schemas.microsoft.com/office/drawing/2015/10/21/chartex" xmlns:cx3="http://schemas.microsoft.com/office/drawing/2016/5/9/chartex" xmlns:cx4="http://schemas.microsoft.com/office/drawing/2016/5/10/chartex" xmlns:cx5="http://schemas.microsoft.com/office/drawing/2016/5/11/chartex" xmlns:cx6="http://schemas.microsoft.com/office/drawing/2016/5/12/chartex" xmlns:cx7="http://schemas.microsoft.com/office/drawing/2016/5/13/chartex" xmlns:cx8="http://schemas.microsoft.com/office/drawing/2016/5/14/chartex" xmlns:mc="http://schemas.openxmlformats.org/markup-compatibility/2006" xmlns:aink="http://schemas.microsoft.com/office/drawing/2016/ink" xmlns:am3d="http://schemas.microsoft.com/office/drawing/2017/model3d" xmlns:o="urn:schemas-microsoft-com:office:office" xmlns:oel="http://schemas.microsoft.com/office/2019/extlst" xmlns:r="http://schemas.openxmlformats.org/officeDocument/2006/relationships" xmlns:m="http://schemas.openxmlformats.org/officeDocument/2006/math" xmlns:v="urn:schemas-microsoft-com:vml" xmlns:wp14="http://schemas.microsoft.com/office/word/2010/wordprocessingDrawing" xmlns:wp="http://schemas.openxmlformats.org/drawingml/2006/wordprocessingDrawing" xmlns:w10="urn:schemas-microsoft-com:office:word" xmlns:w="http://schemas.openxmlformats.org/wordprocessingml/2006/main" xmlns:w14="http://schemas.microsoft.com/office/word/2010/wordml" xmlns:w15="http://schemas.microsoft.com/office/word/2012/wordml" xmlns:w16cex="http://schemas.microsoft.com/office/word/2018/wordml/cex" xmlns:w16cid="http://schemas.microsoft.com/office/word/2016/wordml/cid" xmlns:w16="http://schemas.microsoft.com/office/word/2018/wordml" xmlns:w16sdtdh="http://schemas.microsoft.com/office/word/2020/wordml/sdtdatahash" xmlns:w16se="http://schemas.microsoft.com/office/word/2015/wordml/symex" xmlns:wpg="http://schemas.microsoft.com/office/word/2010/wordprocessingGroup" xmlns:wpi="http://schemas.microsoft.com/office/word/2010/wordprocessingInk" xmlns:wne="http://schemas.microsoft.com/office/word/2006/wordml" xmlns:wps="http://schemas.microsoft.com/office/word/2010/wordprocessingShape" mc:Ignorable="w14 w15 w16se w16cid w16 w16cex w16sdtdh wp14">
+<w:document xmlns:wpc="http://schemas.microsoft.com/office/word/2010/wordprocessingCanvas" xmlns:cx="http://schemas.microsoft.com/office/drawing/2014/chartex" xmlns:cx1="http://schemas.microsoft.com/office/drawing/2015/9/8/chartex" xmlns:cx2="http://schemas.microsoft.com/office/drawing/2015/10/21/chartex" xmlns:cx3="http://schemas.microsoft.com/office/drawing/2016/5/9/chartex" xmlns:cx4="http://schemas.microsoft.com/office/drawing/2016/5/10/chartex" xmlns:cx5="http://schemas.microsoft.com/office/drawing/2016/5/11/chartex" xmlns:cx6="http://schemas.microsoft.com/office/drawing/2016/5/12/chartex" xmlns:cx7="http://schemas.microsoft.com/office/drawing/2016/5/13/chartex" xmlns:cx8="http://schemas.microsoft.com/office/drawing/2016/5/14/chartex" xmlns:mc="http://schemas.openxmlformats.org/markup-compatibility/2006" xmlns:aink="http://schemas.microsoft.com/office/drawing/2016/ink" xmlns:am3d="http://schemas.microsoft.com/office/drawing/2017/model3d" xmlns:o="urn:schemas-microsoft-com:office:office" xmlns:r="http://schemas.openxmlformats.org/officeDocument/2006/relationships" xmlns:m="http://schemas.openxmlformats.org/officeDocument/2006/math" xmlns:v="urn:schemas-microsoft-com:vml" xmlns:wp14="http://schemas.microsoft.com/office/word/2010/wordprocessingDrawing" xmlns:wp="http://schemas.openxmlformats.org/drawingml/2006/wordprocessingDrawing" xmlns:w10="urn:schemas-microsoft-com:office:word" xmlns:w="http://schemas.openxmlformats.org/wordprocessingml/2006/main" xmlns:w14="http://schemas.microsoft.com/office/word/2010/wordml" xmlns:w15="http://schemas.microsoft.com/office/word/2012/wordml" xmlns:w16cid="http://schemas.microsoft.com/office/word/2016/wordml/cid" xmlns:w16se="http://schemas.microsoft.com/office/word/2015/wordml/symex" xmlns:wpg="http://schemas.microsoft.com/office/word/2010/wordprocessingGroup" xmlns:wpi="http://schemas.microsoft.com/office/word/2010/wordprocessingInk" xmlns:wne="http://schemas.microsoft.com/office/word/2006/wordml" xmlns:wps="http://schemas.microsoft.com/office/word/2010/wordprocessingShape" mc:Ignorable="w14 w15 w16se w16cid wp14">
   <w:body>
     <w:p>
       <w:pPr>
@@ -506,29 +506,33 @@
       </w:pPr>
       <w:r>
         <w:rPr>
-          <w:noProof/>
-        </w:rPr>
+          <w:b/>
+          <w:bCs/>
+          <w:sz w:val="40"/>
+          <w:szCs w:val="40"/>
+        </w:rPr>
+        <w:lastRenderedPageBreak/>
         <w:drawing>
-          <wp:anchor distT="0" distB="0" distL="114300" distR="114300" simplePos="0" relativeHeight="251659264" behindDoc="1" locked="0" layoutInCell="1" allowOverlap="1" wp14:anchorId="40C064AE" wp14:editId="684E197B">
+          <wp:anchor distT="0" distB="0" distL="114300" distR="114300" simplePos="0" relativeHeight="251659264" behindDoc="0" locked="0" layoutInCell="1" allowOverlap="1" wp14:anchorId="25B06E2B" wp14:editId="76C9AC08">
             <wp:simplePos x="0" y="0"/>
-            <wp:positionH relativeFrom="margin">
-              <wp:align>right</wp:align>
+            <wp:positionH relativeFrom="column">
+              <wp:posOffset>-23495</wp:posOffset>
             </wp:positionH>
             <wp:positionV relativeFrom="paragraph">
-              <wp:posOffset>600710</wp:posOffset>
+              <wp:posOffset>333375</wp:posOffset>
             </wp:positionV>
-            <wp:extent cx="5760720" cy="3302635"/>
+            <wp:extent cx="5760720" cy="4725035"/>
             <wp:effectExtent l="0" t="0" r="0" b="0"/>
             <wp:wrapThrough wrapText="bothSides">
               <wp:wrapPolygon edited="0">
                 <wp:start x="0" y="0"/>
-                <wp:lineTo x="0" y="21430"/>
-                <wp:lineTo x="21500" y="21430"/>
+                <wp:lineTo x="0" y="21510"/>
+                <wp:lineTo x="21500" y="21510"/>
                 <wp:lineTo x="21500" y="0"/>
                 <wp:lineTo x="0" y="0"/>
               </wp:wrapPolygon>
             </wp:wrapThrough>
-            <wp:docPr id="4" name="Kép 4"/>
+            <wp:docPr id="2" name="Kép 2"/>
             <wp:cNvGraphicFramePr>
               <a:graphicFrameLocks xmlns:a="http://schemas.openxmlformats.org/drawingml/2006/main" noChangeAspect="1"/>
             </wp:cNvGraphicFramePr>
@@ -536,7 +540,7 @@
               <a:graphicData uri="http://schemas.openxmlformats.org/drawingml/2006/picture">
                 <pic:pic xmlns:pic="http://schemas.openxmlformats.org/drawingml/2006/picture">
                   <pic:nvPicPr>
-                    <pic:cNvPr id="4" name="Kép 4"/>
+                    <pic:cNvPr id="1" name=""/>
                     <pic:cNvPicPr/>
                   </pic:nvPicPr>
                   <pic:blipFill>
@@ -554,7 +558,7 @@
                   <pic:spPr>
                     <a:xfrm>
                       <a:off x="0" y="0"/>
-                      <a:ext cx="5760720" cy="3302635"/>
+                      <a:ext cx="5760720" cy="4725035"/>
                     </a:xfrm>
                     <a:prstGeom prst="rect">
                       <a:avLst/>
@@ -568,6 +572,68 @@
       </w:r>
       <w:r>
         <w:rPr>
+          <w:noProof/>
+        </w:rPr>
+        <w:drawing>
+          <wp:anchor distT="0" distB="0" distL="114300" distR="114300" simplePos="0" relativeHeight="251663360" behindDoc="0" locked="0" layoutInCell="1" allowOverlap="1" wp14:anchorId="62061B9F" wp14:editId="41CB71D2">
+            <wp:simplePos x="0" y="0"/>
+            <wp:positionH relativeFrom="margin">
+              <wp:align>right</wp:align>
+            </wp:positionH>
+            <wp:positionV relativeFrom="paragraph">
+              <wp:posOffset>4926965</wp:posOffset>
+            </wp:positionV>
+            <wp:extent cx="5760720" cy="3956050"/>
+            <wp:effectExtent l="0" t="0" r="0" b="6350"/>
+            <wp:wrapThrough wrapText="bothSides">
+              <wp:wrapPolygon edited="0">
+                <wp:start x="0" y="0"/>
+                <wp:lineTo x="0" y="21531"/>
+                <wp:lineTo x="21500" y="21531"/>
+                <wp:lineTo x="21500" y="0"/>
+                <wp:lineTo x="0" y="0"/>
+              </wp:wrapPolygon>
+            </wp:wrapThrough>
+            <wp:docPr id="7" name="Kép 7"/>
+            <wp:cNvGraphicFramePr>
+              <a:graphicFrameLocks xmlns:a="http://schemas.openxmlformats.org/drawingml/2006/main" noChangeAspect="1"/>
+            </wp:cNvGraphicFramePr>
+            <a:graphic xmlns:a="http://schemas.openxmlformats.org/drawingml/2006/main">
+              <a:graphicData uri="http://schemas.openxmlformats.org/drawingml/2006/picture">
+                <pic:pic xmlns:pic="http://schemas.openxmlformats.org/drawingml/2006/picture">
+                  <pic:nvPicPr>
+                    <pic:cNvPr id="7" name="Kép 7"/>
+                    <pic:cNvPicPr/>
+                  </pic:nvPicPr>
+                  <pic:blipFill>
+                    <a:blip r:embed="rId6">
+                      <a:extLst>
+                        <a:ext uri="{28A0092B-C50C-407E-A947-70E740481C1C}">
+                          <a14:useLocalDpi xmlns:a14="http://schemas.microsoft.com/office/drawing/2010/main" val="0"/>
+                        </a:ext>
+                      </a:extLst>
+                    </a:blip>
+                    <a:stretch>
+                      <a:fillRect/>
+                    </a:stretch>
+                  </pic:blipFill>
+                  <pic:spPr>
+                    <a:xfrm>
+                      <a:off x="0" y="0"/>
+                      <a:ext cx="5760720" cy="3956050"/>
+                    </a:xfrm>
+                    <a:prstGeom prst="rect">
+                      <a:avLst/>
+                    </a:prstGeom>
+                  </pic:spPr>
+                </pic:pic>
+              </a:graphicData>
+            </a:graphic>
+          </wp:anchor>
+        </w:drawing>
+      </w:r>
+      <w:r>
+        <w:rPr>
           <w:b/>
           <w:bCs/>
           <w:sz w:val="40"/>
@@ -575,25 +641,50 @@
         </w:rPr>
         <w:t>Projectképek:</w:t>
       </w:r>
-    </w:p>
-    <w:p>
-      <w:pPr>
-        <w:rPr>
-          <w:b/>
-          <w:bCs/>
-          <w:sz w:val="40"/>
-          <w:szCs w:val="40"/>
-        </w:rPr>
-      </w:pPr>
       <w:r>
         <w:rPr>
           <w:noProof/>
+        </w:rPr>
+        <w:t xml:space="preserve"> </w:t>
+      </w:r>
+    </w:p>
+    <w:p>
+      <w:pPr>
+        <w:rPr>
+          <w:b/>
+          <w:bCs/>
+          <w:sz w:val="40"/>
+          <w:szCs w:val="40"/>
+        </w:rPr>
+      </w:pPr>
+      <w:r>
+        <w:rPr>
+          <w:b/>
+          <w:bCs/>
+          <w:sz w:val="40"/>
+          <w:szCs w:val="40"/>
         </w:rPr>
         <w:lastRenderedPageBreak/>
         <w:drawing>
-          <wp:inline distT="0" distB="0" distL="0" distR="0" wp14:anchorId="580F6FB0" wp14:editId="114AC9D4">
+          <wp:anchor distT="0" distB="0" distL="114300" distR="114300" simplePos="0" relativeHeight="251669504" behindDoc="0" locked="0" layoutInCell="1" allowOverlap="1" wp14:anchorId="73001800" wp14:editId="65A5A338">
+            <wp:simplePos x="0" y="0"/>
+            <wp:positionH relativeFrom="column">
+              <wp:posOffset>0</wp:posOffset>
+            </wp:positionH>
+            <wp:positionV relativeFrom="paragraph">
+              <wp:posOffset>438150</wp:posOffset>
+            </wp:positionV>
             <wp:extent cx="5760720" cy="2252980"/>
             <wp:effectExtent l="0" t="0" r="0" b="0"/>
+            <wp:wrapThrough wrapText="bothSides">
+              <wp:wrapPolygon edited="0">
+                <wp:start x="0" y="0"/>
+                <wp:lineTo x="0" y="21369"/>
+                <wp:lineTo x="21500" y="21369"/>
+                <wp:lineTo x="21500" y="0"/>
+                <wp:lineTo x="0" y="0"/>
+              </wp:wrapPolygon>
+            </wp:wrapThrough>
             <wp:docPr id="5" name="Kép 5"/>
             <wp:cNvGraphicFramePr>
               <a:graphicFrameLocks xmlns:a="http://schemas.openxmlformats.org/drawingml/2006/main" noChangeAspect="1"/>
@@ -606,7 +697,7 @@
                     <pic:cNvPicPr/>
                   </pic:nvPicPr>
                   <pic:blipFill>
-                    <a:blip r:embed="rId6">
+                    <a:blip r:embed="rId7">
                       <a:extLst>
                         <a:ext uri="{28A0092B-C50C-407E-A947-70E740481C1C}">
                           <a14:useLocalDpi xmlns:a14="http://schemas.microsoft.com/office/drawing/2010/main" val="0"/>
@@ -629,17 +720,46 @@
                 </pic:pic>
               </a:graphicData>
             </a:graphic>
-          </wp:inline>
+          </wp:anchor>
         </w:drawing>
       </w:r>
-      <w:r>
-        <w:rPr>
-          <w:noProof/>
+    </w:p>
+    <w:p>
+      <w:pPr>
+        <w:rPr>
+          <w:b/>
+          <w:bCs/>
+          <w:sz w:val="40"/>
+          <w:szCs w:val="40"/>
+        </w:rPr>
+      </w:pPr>
+      <w:r>
+        <w:rPr>
+          <w:b/>
+          <w:bCs/>
+          <w:sz w:val="40"/>
+          <w:szCs w:val="40"/>
         </w:rPr>
         <w:drawing>
-          <wp:inline distT="0" distB="0" distL="0" distR="0" wp14:anchorId="3847D18F" wp14:editId="7D2D9038">
+          <wp:anchor distT="0" distB="0" distL="114300" distR="114300" simplePos="0" relativeHeight="251666432" behindDoc="0" locked="0" layoutInCell="1" allowOverlap="1" wp14:anchorId="0E426745" wp14:editId="5EF3DE9D">
+            <wp:simplePos x="0" y="0"/>
+            <wp:positionH relativeFrom="margin">
+              <wp:align>right</wp:align>
+            </wp:positionH>
+            <wp:positionV relativeFrom="paragraph">
+              <wp:posOffset>2897505</wp:posOffset>
+            </wp:positionV>
             <wp:extent cx="5760720" cy="2215515"/>
             <wp:effectExtent l="0" t="0" r="0" b="0"/>
+            <wp:wrapThrough wrapText="bothSides">
+              <wp:wrapPolygon edited="0">
+                <wp:start x="0" y="0"/>
+                <wp:lineTo x="0" y="21359"/>
+                <wp:lineTo x="21500" y="21359"/>
+                <wp:lineTo x="21500" y="0"/>
+                <wp:lineTo x="0" y="0"/>
+              </wp:wrapPolygon>
+            </wp:wrapThrough>
             <wp:docPr id="6" name="Kép 6"/>
             <wp:cNvGraphicFramePr>
               <a:graphicFrameLocks xmlns:a="http://schemas.openxmlformats.org/drawingml/2006/main" noChangeAspect="1"/>
@@ -652,7 +772,7 @@
                     <pic:cNvPicPr/>
                   </pic:nvPicPr>
                   <pic:blipFill>
-                    <a:blip r:embed="rId7">
+                    <a:blip r:embed="rId8">
                       <a:extLst>
                         <a:ext uri="{28A0092B-C50C-407E-A947-70E740481C1C}">
                           <a14:useLocalDpi xmlns:a14="http://schemas.microsoft.com/office/drawing/2010/main" val="0"/>
@@ -675,18 +795,112 @@
                 </pic:pic>
               </a:graphicData>
             </a:graphic>
-          </wp:inline>
+          </wp:anchor>
         </w:drawing>
       </w:r>
-      <w:r>
-        <w:rPr>
-          <w:noProof/>
-        </w:rPr>
+    </w:p>
+    <w:p>
+      <w:pPr>
+        <w:rPr>
+          <w:b/>
+          <w:bCs/>
+          <w:sz w:val="40"/>
+          <w:szCs w:val="40"/>
+        </w:rPr>
+      </w:pPr>
+    </w:p>
+    <w:p>
+      <w:pPr>
+        <w:rPr>
+          <w:b/>
+          <w:bCs/>
+          <w:sz w:val="40"/>
+          <w:szCs w:val="40"/>
+        </w:rPr>
+      </w:pPr>
+    </w:p>
+    <w:p>
+      <w:pPr>
+        <w:rPr>
+          <w:b/>
+          <w:bCs/>
+          <w:sz w:val="40"/>
+          <w:szCs w:val="40"/>
+        </w:rPr>
+      </w:pPr>
+    </w:p>
+    <w:p>
+      <w:pPr>
+        <w:rPr>
+          <w:b/>
+          <w:bCs/>
+          <w:sz w:val="40"/>
+          <w:szCs w:val="40"/>
+        </w:rPr>
+      </w:pPr>
+    </w:p>
+    <w:p>
+      <w:pPr>
+        <w:rPr>
+          <w:b/>
+          <w:bCs/>
+          <w:sz w:val="40"/>
+          <w:szCs w:val="40"/>
+        </w:rPr>
+      </w:pPr>
+    </w:p>
+    <w:p>
+      <w:pPr>
+        <w:rPr>
+          <w:b/>
+          <w:bCs/>
+          <w:sz w:val="40"/>
+          <w:szCs w:val="40"/>
+        </w:rPr>
+      </w:pPr>
+      <w:bookmarkStart w:id="0" w:name="_GoBack"/>
+      <w:bookmarkEnd w:id="0"/>
+    </w:p>
+    <w:p>
+      <w:pPr>
+        <w:rPr>
+          <w:b/>
+          <w:bCs/>
+          <w:sz w:val="40"/>
+          <w:szCs w:val="40"/>
+        </w:rPr>
+      </w:pPr>
+    </w:p>
+    <w:p>
+      <w:pPr>
+        <w:rPr>
+          <w:b/>
+          <w:bCs/>
+          <w:sz w:val="40"/>
+          <w:szCs w:val="40"/>
+        </w:rPr>
+      </w:pPr>
+      <w:r>
+        <w:rPr>
+          <w:b/>
+          <w:bCs/>
+          <w:sz w:val="40"/>
+          <w:szCs w:val="40"/>
+        </w:rPr>
+        <w:lastRenderedPageBreak/>
         <w:drawing>
-          <wp:inline distT="0" distB="0" distL="0" distR="0" wp14:anchorId="62061B9F" wp14:editId="7BF78377">
-            <wp:extent cx="5760720" cy="3956050"/>
-            <wp:effectExtent l="0" t="0" r="0" b="6350"/>
-            <wp:docPr id="7" name="Kép 7"/>
+          <wp:anchor distT="0" distB="0" distL="114300" distR="114300" simplePos="0" relativeHeight="251667456" behindDoc="0" locked="0" layoutInCell="1" allowOverlap="1" wp14:anchorId="7B3B911D" wp14:editId="63576C42">
+            <wp:simplePos x="0" y="0"/>
+            <wp:positionH relativeFrom="margin">
+              <wp:posOffset>-9525</wp:posOffset>
+            </wp:positionH>
+            <wp:positionV relativeFrom="paragraph">
+              <wp:posOffset>4536440</wp:posOffset>
+            </wp:positionV>
+            <wp:extent cx="5760720" cy="3240405"/>
+            <wp:effectExtent l="0" t="0" r="0" b="0"/>
+            <wp:wrapSquare wrapText="bothSides"/>
+            <wp:docPr id="8" name="Kép 8"/>
             <wp:cNvGraphicFramePr>
               <a:graphicFrameLocks xmlns:a="http://schemas.openxmlformats.org/drawingml/2006/main" noChangeAspect="1"/>
             </wp:cNvGraphicFramePr>
@@ -694,11 +908,11 @@
               <a:graphicData uri="http://schemas.openxmlformats.org/drawingml/2006/picture">
                 <pic:pic xmlns:pic="http://schemas.openxmlformats.org/drawingml/2006/picture">
                   <pic:nvPicPr>
-                    <pic:cNvPr id="7" name="Kép 7"/>
+                    <pic:cNvPr id="1" name=""/>
                     <pic:cNvPicPr/>
                   </pic:nvPicPr>
                   <pic:blipFill>
-                    <a:blip r:embed="rId8">
+                    <a:blip r:embed="rId9" cstate="print">
                       <a:extLst>
                         <a:ext uri="{28A0092B-C50C-407E-A947-70E740481C1C}">
                           <a14:useLocalDpi xmlns:a14="http://schemas.microsoft.com/office/drawing/2010/main" val="0"/>
@@ -712,7 +926,7 @@
                   <pic:spPr>
                     <a:xfrm>
                       <a:off x="0" y="0"/>
-                      <a:ext cx="5760720" cy="3956050"/>
+                      <a:ext cx="5760720" cy="3240405"/>
                     </a:xfrm>
                     <a:prstGeom prst="rect">
                       <a:avLst/>
@@ -721,7 +935,72 @@
                 </pic:pic>
               </a:graphicData>
             </a:graphic>
-          </wp:inline>
+          </wp:anchor>
+        </w:drawing>
+      </w:r>
+      <w:r>
+        <w:rPr>
+          <w:b/>
+          <w:bCs/>
+          <w:sz w:val="40"/>
+          <w:szCs w:val="40"/>
+        </w:rPr>
+        <w:drawing>
+          <wp:anchor distT="0" distB="0" distL="114300" distR="114300" simplePos="0" relativeHeight="251660288" behindDoc="0" locked="0" layoutInCell="1" allowOverlap="1" wp14:anchorId="14DD1E86" wp14:editId="53BDE9B2">
+            <wp:simplePos x="0" y="0"/>
+            <wp:positionH relativeFrom="margin">
+              <wp:align>right</wp:align>
+            </wp:positionH>
+            <wp:positionV relativeFrom="paragraph">
+              <wp:posOffset>561975</wp:posOffset>
+            </wp:positionV>
+            <wp:extent cx="5760720" cy="3240405"/>
+            <wp:effectExtent l="0" t="0" r="0" b="0"/>
+            <wp:wrapThrough wrapText="bothSides">
+              <wp:wrapPolygon edited="0">
+                <wp:start x="0" y="0"/>
+                <wp:lineTo x="0" y="21460"/>
+                <wp:lineTo x="21500" y="21460"/>
+                <wp:lineTo x="21500" y="0"/>
+                <wp:lineTo x="0" y="0"/>
+              </wp:wrapPolygon>
+            </wp:wrapThrough>
+            <wp:docPr id="3" name="Kép 3"/>
+            <wp:cNvGraphicFramePr>
+              <a:graphicFrameLocks xmlns:a="http://schemas.openxmlformats.org/drawingml/2006/main" noChangeAspect="1"/>
+            </wp:cNvGraphicFramePr>
+            <a:graphic xmlns:a="http://schemas.openxmlformats.org/drawingml/2006/main">
+              <a:graphicData uri="http://schemas.openxmlformats.org/drawingml/2006/picture">
+                <pic:pic xmlns:pic="http://schemas.openxmlformats.org/drawingml/2006/picture">
+                  <pic:nvPicPr>
+                    <pic:cNvPr id="1" name=""/>
+                    <pic:cNvPicPr/>
+                  </pic:nvPicPr>
+                  <pic:blipFill>
+                    <a:blip r:embed="rId10" cstate="print">
+                      <a:extLst>
+                        <a:ext uri="{28A0092B-C50C-407E-A947-70E740481C1C}">
+                          <a14:useLocalDpi xmlns:a14="http://schemas.microsoft.com/office/drawing/2010/main" val="0"/>
+                        </a:ext>
+                      </a:extLst>
+                    </a:blip>
+                    <a:stretch>
+                      <a:fillRect/>
+                    </a:stretch>
+                  </pic:blipFill>
+                  <pic:spPr>
+                    <a:xfrm>
+                      <a:off x="0" y="0"/>
+                      <a:ext cx="5760720" cy="3240405"/>
+                    </a:xfrm>
+                    <a:prstGeom prst="rect">
+                      <a:avLst/>
+                    </a:prstGeom>
+                  </pic:spPr>
+                </pic:pic>
+              </a:graphicData>
+            </a:graphic>
+          </wp:anchor>
         </w:drawing>
       </w:r>
       <w:r>
@@ -731,7 +1010,7 @@
         <mc:AlternateContent>
           <mc:Choice Requires="wps">
             <w:drawing>
-              <wp:anchor distT="0" distB="0" distL="114300" distR="114300" simplePos="0" relativeHeight="251658240" behindDoc="1" locked="0" layoutInCell="1" allowOverlap="1" wp14:anchorId="0AEDBB4D" wp14:editId="4FAA1C00">
+              <wp:anchor distT="0" distB="0" distL="114300" distR="114300" simplePos="0" relativeHeight="251658240" behindDoc="1" locked="0" layoutInCell="1" allowOverlap="1" wp14:anchorId="0AEDBB4D" wp14:editId="7AFCFD61">
                 <wp:simplePos x="0" y="0"/>
                 <wp:positionH relativeFrom="column">
                   <wp:posOffset>-4445</wp:posOffset>
@@ -795,7 +1074,7 @@
           </mc:Choice>
           <mc:Fallback>
             <w:pict>
-              <v:rect w14:anchorId="252C3510" id="Téglalap 1" o:spid="_x0000_s1026" style="position:absolute;margin-left:-.35pt;margin-top:.2pt;width:224.25pt;height:224.25pt;z-index:-251658240;visibility:visible;mso-wrap-style:square;mso-wrap-distance-left:9pt;mso-wrap-distance-top:0;mso-wrap-distance-right:9pt;mso-wrap-distance-bottom:0;mso-position-horizontal:absolute;mso-position-horizontal-relative:text;mso-position-vertical:absolute;mso-position-vertical-relative:text;v-text-anchor:top" o:gfxdata="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" filled="f" stroked="f">
+              <v:rect w14:anchorId="282EA1F9" id="Téglalap 1" o:spid="_x0000_s1026" style="position:absolute;margin-left:-.35pt;margin-top:.2pt;width:224.25pt;height:224.25pt;z-index:-251658240;visibility:visible;mso-wrap-style:square;mso-wrap-distance-left:9pt;mso-wrap-distance-top:0;mso-wrap-distance-right:9pt;mso-wrap-distance-bottom:0;mso-position-horizontal:absolute;mso-position-horizontal-relative:text;mso-position-vertical:absolute;mso-position-vertical-relative:text;v-text-anchor:top" o:gfxdata="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" filled="f" stroked="f">
                 <o:lock v:ext="edit" aspectratio="t"/>
               </v:rect>
             </w:pict>
@@ -814,7 +1093,7 @@
 </file>
 
 <file path=word/numbering.xml><?xml version="1.0" encoding="utf-8"?>
-<w:numbering xmlns:wpc="http://schemas.microsoft.com/office/word/2010/wordprocessingCanvas" xmlns:cx="http://schemas.microsoft.com/office/drawing/2014/chartex" xmlns:cx1="http://schemas.microsoft.com/office/drawing/2015/9/8/chartex" xmlns:cx2="http://schemas.microsoft.com/office/drawing/2015/10/21/chartex" xmlns:cx3="http://schemas.microsoft.com/office/drawing/2016/5/9/chartex" xmlns:cx4="http://schemas.microsoft.com/office/drawing/2016/5/10/chartex" xmlns:cx5="http://schemas.microsoft.com/office/drawing/2016/5/11/chartex" xmlns:cx6="http://schemas.microsoft.com/office/drawing/2016/5/12/chartex" xmlns:cx7="http://schemas.microsoft.com/office/drawing/2016/5/13/chartex" xmlns:cx8="http://schemas.microsoft.com/office/drawing/2016/5/14/chartex" xmlns:mc="http://schemas.openxmlformats.org/markup-compatibility/2006" xmlns:aink="http://schemas.microsoft.com/office/drawing/2016/ink" xmlns:am3d="http://schemas.microsoft.com/office/drawing/2017/model3d" xmlns:o="urn:schemas-microsoft-com:office:office" xmlns:oel="http://schemas.microsoft.com/office/2019/extlst" xmlns:r="http://schemas.openxmlformats.org/officeDocument/2006/relationships" xmlns:m="http://schemas.openxmlformats.org/officeDocument/2006/math" xmlns:v="urn:schemas-microsoft-com:vml" xmlns:wp14="http://schemas.microsoft.com/office/word/2010/wordprocessingDrawing" xmlns:wp="http://schemas.openxmlformats.org/drawingml/2006/wordprocessingDrawing" xmlns:w10="urn:schemas-microsoft-com:office:word" xmlns:w="http://schemas.openxmlformats.org/wordprocessingml/2006/main" xmlns:w14="http://schemas.microsoft.com/office/word/2010/wordml" xmlns:w15="http://schemas.microsoft.com/office/word/2012/wordml" xmlns:w16cex="http://schemas.microsoft.com/office/word/2018/wordml/cex" xmlns:w16cid="http://schemas.microsoft.com/office/word/2016/wordml/cid" xmlns:w16="http://schemas.microsoft.com/office/word/2018/wordml" xmlns:w16sdtdh="http://schemas.microsoft.com/office/word/2020/wordml/sdtdatahash" xmlns:w16se="http://schemas.microsoft.com/office/word/2015/wordml/symex" xmlns:wpg="http://schemas.microsoft.com/office/word/2010/wordprocessingGroup" xmlns:wpi="http://schemas.microsoft.com/office/word/2010/wordprocessingInk" xmlns:wne="http://schemas.microsoft.com/office/word/2006/wordml" xmlns:wps="http://schemas.microsoft.com/office/word/2010/wordprocessingShape" mc:Ignorable="w14 w15 w16se w16cid w16 w16cex w16sdtdh wp14">
+<w:numbering xmlns:wpc="http://schemas.microsoft.com/office/word/2010/wordprocessingCanvas" xmlns:cx="http://schemas.microsoft.com/office/drawing/2014/chartex" xmlns:cx1="http://schemas.microsoft.com/office/drawing/2015/9/8/chartex" xmlns:cx2="http://schemas.microsoft.com/office/drawing/2015/10/21/chartex" xmlns:cx3="http://schemas.microsoft.com/office/drawing/2016/5/9/chartex" xmlns:cx4="http://schemas.microsoft.com/office/drawing/2016/5/10/chartex" xmlns:cx5="http://schemas.microsoft.com/office/drawing/2016/5/11/chartex" xmlns:cx6="http://schemas.microsoft.com/office/drawing/2016/5/12/chartex" xmlns:cx7="http://schemas.microsoft.com/office/drawing/2016/5/13/chartex" xmlns:cx8="http://schemas.microsoft.com/office/drawing/2016/5/14/chartex" xmlns:mc="http://schemas.openxmlformats.org/markup-compatibility/2006" xmlns:aink="http://schemas.microsoft.com/office/drawing/2016/ink" xmlns:am3d="http://schemas.microsoft.com/office/drawing/2017/model3d" xmlns:o="urn:schemas-microsoft-com:office:office" xmlns:r="http://schemas.openxmlformats.org/officeDocument/2006/relationships" xmlns:m="http://schemas.openxmlformats.org/officeDocument/2006/math" xmlns:v="urn:schemas-microsoft-com:vml" xmlns:wp14="http://schemas.microsoft.com/office/word/2010/wordprocessingDrawing" xmlns:wp="http://schemas.openxmlformats.org/drawingml/2006/wordprocessingDrawing" xmlns:w10="urn:schemas-microsoft-com:office:word" xmlns:w="http://schemas.openxmlformats.org/wordprocessingml/2006/main" xmlns:w14="http://schemas.microsoft.com/office/word/2010/wordml" xmlns:w15="http://schemas.microsoft.com/office/word/2012/wordml" xmlns:w16cid="http://schemas.microsoft.com/office/word/2016/wordml/cid" xmlns:w16se="http://schemas.microsoft.com/office/word/2015/wordml/symex" xmlns:wpg="http://schemas.microsoft.com/office/word/2010/wordprocessingGroup" xmlns:wpi="http://schemas.microsoft.com/office/word/2010/wordprocessingInk" xmlns:wne="http://schemas.microsoft.com/office/word/2006/wordml" xmlns:wps="http://schemas.microsoft.com/office/word/2010/wordprocessingShape" mc:Ignorable="w14 w15 w16se w16cid wp14">
   <w:abstractNum w:abstractNumId="0" w15:restartNumberingAfterBreak="0">
     <w:nsid w:val="30254500"/>
     <w:multiLevelType w:val="hybridMultilevel"/>
@@ -1041,17 +1320,17 @@
       </w:rPr>
     </w:lvl>
   </w:abstractNum>
-  <w:num w:numId="1" w16cid:durableId="1305354544">
+  <w:num w:numId="1">
     <w:abstractNumId w:val="1"/>
   </w:num>
-  <w:num w:numId="2" w16cid:durableId="1266183649">
+  <w:num w:numId="2">
     <w:abstractNumId w:val="0"/>
   </w:num>
 </w:numbering>
 </file>
 
 <file path=word/styles.xml><?xml version="1.0" encoding="utf-8"?>
-<w:styles xmlns:mc="http://schemas.openxmlformats.org/markup-compatibility/2006" xmlns:r="http://schemas.openxmlformats.org/officeDocument/2006/relationships" xmlns:w="http://schemas.openxmlformats.org/wordprocessingml/2006/main" xmlns:w14="http://schemas.microsoft.com/office/word/2010/wordml" xmlns:w15="http://schemas.microsoft.com/office/word/2012/wordml" xmlns:w16cex="http://schemas.microsoft.com/office/word/2018/wordml/cex" xmlns:w16cid="http://schemas.microsoft.com/office/word/2016/wordml/cid" xmlns:w16="http://schemas.microsoft.com/office/word/2018/wordml" xmlns:w16sdtdh="http://schemas.microsoft.com/office/word/2020/wordml/sdtdatahash" xmlns:w16se="http://schemas.microsoft.com/office/word/2015/wordml/symex" mc:Ignorable="w14 w15 w16se w16cid w16 w16cex w16sdtdh">
+<w:styles xmlns:mc="http://schemas.openxmlformats.org/markup-compatibility/2006" xmlns:r="http://schemas.openxmlformats.org/officeDocument/2006/relationships" xmlns:w="http://schemas.openxmlformats.org/wordprocessingml/2006/main" xmlns:w14="http://schemas.microsoft.com/office/word/2010/wordml" xmlns:w15="http://schemas.microsoft.com/office/word/2012/wordml" xmlns:w16cid="http://schemas.microsoft.com/office/word/2016/wordml/cid" xmlns:w16se="http://schemas.microsoft.com/office/word/2015/wordml/symex" mc:Ignorable="w14 w15 w16se w16cid">
   <w:docDefaults>
     <w:rPrDefault>
       <w:rPr>
@@ -1069,7 +1348,7 @@
       </w:pPr>
     </w:pPrDefault>
   </w:docDefaults>
-  <w:latentStyles w:defLockedState="0" w:defUIPriority="99" w:defSemiHidden="0" w:defUnhideWhenUsed="0" w:defQFormat="0" w:count="376">
+  <w:latentStyles w:defLockedState="0" w:defUIPriority="99" w:defSemiHidden="0" w:defUnhideWhenUsed="0" w:defQFormat="0" w:count="375">
     <w:lsdException w:name="Normal" w:uiPriority="0" w:qFormat="1"/>
     <w:lsdException w:name="heading 1" w:uiPriority="9" w:qFormat="1"/>
     <w:lsdException w:name="heading 2" w:semiHidden="1" w:uiPriority="9" w:unhideWhenUsed="1" w:qFormat="1"/>
@@ -1445,7 +1724,6 @@
     <w:lsdException w:name="Smart Hyperlink" w:semiHidden="1" w:unhideWhenUsed="1"/>
     <w:lsdException w:name="Hashtag" w:semiHidden="1" w:unhideWhenUsed="1"/>
     <w:lsdException w:name="Unresolved Mention" w:semiHidden="1" w:unhideWhenUsed="1"/>
-    <w:lsdException w:name="Smart Link" w:semiHidden="1" w:unhideWhenUsed="1"/>
   </w:latentStyles>
   <w:style w:type="paragraph" w:default="1" w:styleId="Norml">
     <w:name w:val="Normal"/>
